--- a/2_Course/3_Term/Computer_Architecture/lab_02/ЛР2_Заварзин_ИИ-б-25-6-о.docx
+++ b/2_Course/3_Term/Computer_Architecture/lab_02/ЛР2_Заварзин_ИИ-б-25-6-о.docx
@@ -405,23 +405,7 @@
                                 <w:sz w:val="28"/>
                                 <w:szCs w:val="28"/>
                               </w:rPr>
-                              <w:t>ИИ/б-</w:t>
-                            </w:r>
-                            <w:proofErr w:type="gramStart"/>
-                            <w:r>
-                              <w:rPr>
-                                <w:sz w:val="28"/>
-                                <w:szCs w:val="28"/>
-                              </w:rPr>
-                              <w:t>25-6</w:t>
-                            </w:r>
-                            <w:proofErr w:type="gramEnd"/>
-                            <w:r>
-                              <w:rPr>
-                                <w:sz w:val="28"/>
-                                <w:szCs w:val="28"/>
-                              </w:rPr>
-                              <w:t>-о</w:t>
+                              <w:t>ИИ/б-25-6-о</w:t>
                             </w:r>
                             <w:r>
                               <w:rPr>
@@ -506,17 +490,8 @@
                                 <w:sz w:val="28"/>
                                 <w:szCs w:val="28"/>
                               </w:rPr>
-                              <w:t xml:space="preserve">старший преподаватель кафедры </w:t>
+                              <w:t>старший преподаватель кафедры ИТиС</w:t>
                             </w:r>
-                            <w:proofErr w:type="spellStart"/>
-                            <w:r>
-                              <w:rPr>
-                                <w:sz w:val="28"/>
-                                <w:szCs w:val="28"/>
-                              </w:rPr>
-                              <w:t>ИТиС</w:t>
-                            </w:r>
-                            <w:proofErr w:type="spellEnd"/>
                             <w:r>
                               <w:rPr>
                                 <w:sz w:val="28"/>
@@ -1058,61 +1033,7 @@
           <w:sz w:val="28"/>
           <w:szCs w:val="28"/>
         </w:rPr>
-        <w:t xml:space="preserve">Целью работы является исследование логики работы элементов И, ИЛИ, НЕ, получение навыков проектирования схем в базисе И-НЕ, ознакомления с различными видами запоминающих элементов (триггеров), дальнейшее изучение </w:t>
-      </w:r>
-      <w:proofErr w:type="gramStart"/>
-      <w:r>
-        <w:rPr>
-          <w:bCs/>
-          <w:sz w:val="28"/>
-          <w:szCs w:val="28"/>
-        </w:rPr>
-        <w:t>лабораторной  установки</w:t>
-      </w:r>
-      <w:proofErr w:type="gramEnd"/>
-      <w:r>
-        <w:rPr>
-          <w:bCs/>
-          <w:sz w:val="28"/>
-          <w:szCs w:val="28"/>
-        </w:rPr>
-        <w:t xml:space="preserve">  «Logic-</w:t>
-      </w:r>
-      <w:proofErr w:type="spellStart"/>
-      <w:r>
-        <w:rPr>
-          <w:bCs/>
-          <w:sz w:val="28"/>
-          <w:szCs w:val="28"/>
-        </w:rPr>
-        <w:t>Trigger</w:t>
-      </w:r>
-      <w:proofErr w:type="spellEnd"/>
-      <w:r>
-        <w:rPr>
-          <w:bCs/>
-          <w:sz w:val="28"/>
-          <w:szCs w:val="28"/>
-        </w:rPr>
-        <w:t>» (L-T</w:t>
-      </w:r>
-      <w:proofErr w:type="gramStart"/>
-      <w:r>
-        <w:rPr>
-          <w:bCs/>
-          <w:sz w:val="28"/>
-          <w:szCs w:val="28"/>
-        </w:rPr>
-        <w:t>),  приобретение</w:t>
-      </w:r>
-      <w:proofErr w:type="gramEnd"/>
-      <w:r>
-        <w:rPr>
-          <w:bCs/>
-          <w:sz w:val="28"/>
-          <w:szCs w:val="28"/>
-        </w:rPr>
-        <w:t xml:space="preserve"> навыков сборки, наладки и исследования комбинационных и триггерных схем</w:t>
+        <w:t>Целью работы является исследование логики работы элементов И, ИЛИ, НЕ, получение навыков проектирования схем в базисе И-НЕ, ознакомления с различными видами запоминающих элементов (триггеров), дальнейшее изучение лабораторной  установки  «Logic-Trigger» (L-T),  приобретение навыков сборки, наладки и исследования комбинационных и триггерных схем</w:t>
       </w:r>
       <w:r>
         <w:rPr>
@@ -1164,19 +1085,6 @@
         </w:rPr>
         <w:t>ЗАДАНИЕ 1</w:t>
       </w:r>
-    </w:p>
-    <w:p>
-      <w:pPr>
-        <w:pStyle w:val="a3"/>
-        <w:autoSpaceDE w:val="0"/>
-        <w:autoSpaceDN w:val="0"/>
-        <w:adjustRightInd w:val="0"/>
-        <w:spacing w:line="360" w:lineRule="auto"/>
-        <w:rPr>
-          <w:sz w:val="28"/>
-          <w:szCs w:val="28"/>
-        </w:rPr>
-      </w:pPr>
     </w:p>
     <w:p>
       <w:pPr>
@@ -1547,7 +1455,6 @@
         </w:rPr>
         <w:t xml:space="preserve">Перед построением ОЭ в среде </w:t>
       </w:r>
-      <w:proofErr w:type="spellStart"/>
       <w:r>
         <w:rPr>
           <w:sz w:val="28"/>
@@ -1556,7 +1463,6 @@
         </w:rPr>
         <w:t>Atanua</w:t>
       </w:r>
-      <w:proofErr w:type="spellEnd"/>
       <w:r>
         <w:rPr>
           <w:sz w:val="28"/>
@@ -2088,19 +1994,6 @@
     </w:p>
     <w:p>
       <w:pPr>
-        <w:autoSpaceDE w:val="0"/>
-        <w:autoSpaceDN w:val="0"/>
-        <w:adjustRightInd w:val="0"/>
-        <w:spacing w:line="360" w:lineRule="auto"/>
-        <w:jc w:val="center"/>
-        <w:rPr>
-          <w:sz w:val="28"/>
-          <w:szCs w:val="28"/>
-        </w:rPr>
-      </w:pPr>
-    </w:p>
-    <w:p>
-      <w:pPr>
         <w:pStyle w:val="a3"/>
         <w:numPr>
           <w:ilvl w:val="1"/>
@@ -4862,7 +4755,6 @@
               <w:sz w:val="28"/>
               <w:szCs w:val="28"/>
             </w:rPr>
-            <w:lastRenderedPageBreak/>
             <m:t>F</m:t>
           </m:r>
           <m:r>
@@ -5712,9 +5604,9 @@
           <w:sz w:val="28"/>
           <w:szCs w:val="28"/>
         </w:rPr>
+        <w:lastRenderedPageBreak/>
         <w:t xml:space="preserve">После преобразования функции по закону Де-Моргана была смоделирована схема функции в симуляторе </w:t>
       </w:r>
-      <w:proofErr w:type="spellStart"/>
       <w:r>
         <w:rPr>
           <w:bCs/>
@@ -5724,7 +5616,6 @@
         </w:rPr>
         <w:t>Atanua</w:t>
       </w:r>
-      <w:proofErr w:type="spellEnd"/>
       <w:r>
         <w:rPr>
           <w:bCs/>
@@ -5829,7 +5720,6 @@
         </w:rPr>
         <w:t xml:space="preserve">Рисунок 2.5 – Представление функции в симуляторе </w:t>
       </w:r>
-      <w:proofErr w:type="spellStart"/>
       <w:r>
         <w:rPr>
           <w:bCs/>
@@ -5839,7 +5729,6 @@
         </w:rPr>
         <w:t>Atanua</w:t>
       </w:r>
-      <w:proofErr w:type="spellEnd"/>
     </w:p>
     <w:p>
       <w:pPr>
@@ -5876,50 +5765,28 @@
           <w:sz w:val="28"/>
           <w:szCs w:val="28"/>
         </w:rPr>
-        <w:t>2.</w:t>
-      </w:r>
-      <w:proofErr w:type="gramStart"/>
+        <w:t xml:space="preserve">2.5.Тестирование схемы ОЭ в симуляторе </w:t>
+      </w:r>
       <w:r>
         <w:rPr>
           <w:b/>
           <w:bCs/>
           <w:sz w:val="28"/>
           <w:szCs w:val="28"/>
-        </w:rPr>
-        <w:t>5.Тестирование</w:t>
-      </w:r>
-      <w:proofErr w:type="gramEnd"/>
+          <w:lang w:val="en-US"/>
+        </w:rPr>
+        <w:t>Ata</w:t>
+      </w:r>
       <w:r>
         <w:rPr>
           <w:b/>
           <w:bCs/>
           <w:sz w:val="28"/>
           <w:szCs w:val="28"/>
-        </w:rPr>
-        <w:t xml:space="preserve"> схемы ОЭ в симуляторе </w:t>
-      </w:r>
-      <w:proofErr w:type="spellStart"/>
-      <w:r>
-        <w:rPr>
-          <w:b/>
-          <w:bCs/>
-          <w:sz w:val="28"/>
-          <w:szCs w:val="28"/>
           <w:lang w:val="en-US"/>
         </w:rPr>
-        <w:t>Ata</w:t>
-      </w:r>
-      <w:r>
-        <w:rPr>
-          <w:b/>
-          <w:bCs/>
-          <w:sz w:val="28"/>
-          <w:szCs w:val="28"/>
-          <w:lang w:val="en-US"/>
-        </w:rPr>
         <w:t>nua</w:t>
       </w:r>
-      <w:proofErr w:type="spellEnd"/>
     </w:p>
     <w:p>
       <w:pPr>
@@ -5941,25 +5808,7 @@
           <w:sz w:val="28"/>
           <w:szCs w:val="28"/>
         </w:rPr>
-        <w:t xml:space="preserve">Для проверки работоспособности схемы были взяты 3 различных значений параметров из таблицы истинности функции и поданы соответствующие сигналы на вход в схему. Результаты работы представлены на рисунках </w:t>
-      </w:r>
-      <w:proofErr w:type="gramStart"/>
-      <w:r>
-        <w:rPr>
-          <w:bCs/>
-          <w:sz w:val="28"/>
-          <w:szCs w:val="28"/>
-        </w:rPr>
-        <w:t>2.6 – 2.8</w:t>
-      </w:r>
-      <w:proofErr w:type="gramEnd"/>
-      <w:r>
-        <w:rPr>
-          <w:bCs/>
-          <w:sz w:val="28"/>
-          <w:szCs w:val="28"/>
-        </w:rPr>
-        <w:t>.</w:t>
+        <w:t>Для проверки работоспособности схемы были взяты 3 различных значений параметров из таблицы истинности функции и поданы соответствующие сигналы на вход в схему. Результаты работы представлены на рисунках 2.6 – 2.8.</w:t>
       </w:r>
     </w:p>
     <w:p>
@@ -6447,7 +6296,6 @@
         </w:rPr>
         <w:t xml:space="preserve">Схема собранного в среде </w:t>
       </w:r>
-      <w:proofErr w:type="spellStart"/>
       <w:r>
         <w:rPr>
           <w:bCs/>
@@ -6457,7 +6305,6 @@
         </w:rPr>
         <w:t>Atanua</w:t>
       </w:r>
-      <w:proofErr w:type="spellEnd"/>
       <w:r>
         <w:rPr>
           <w:bCs/>
@@ -6779,7 +6626,6 @@
           <w:color w:val="000000" w:themeColor="text1"/>
           <w:sz w:val="28"/>
           <w:szCs w:val="28"/>
-          <w:lang w:val="en-US"/>
         </w:rPr>
       </w:pPr>
       <w:r>
@@ -6979,21 +6825,12 @@
           <w:szCs w:val="28"/>
         </w:rPr>
       </w:pPr>
-      <w:proofErr w:type="gramStart"/>
-      <w:r>
-        <w:rPr>
-          <w:sz w:val="28"/>
-          <w:szCs w:val="28"/>
-        </w:rPr>
-        <w:t>Разработать  и</w:t>
-      </w:r>
-      <w:proofErr w:type="gramEnd"/>
-      <w:r>
-        <w:rPr>
-          <w:sz w:val="28"/>
-          <w:szCs w:val="28"/>
-        </w:rPr>
-        <w:t xml:space="preserve"> отладить схему Т-триггера на J-К-триггере и на D- триггере.</w:t>
+      <w:r>
+        <w:rPr>
+          <w:sz w:val="28"/>
+          <w:szCs w:val="28"/>
+        </w:rPr>
+        <w:t>Разработать  и отладить схему Т-триггера на J-К-триггере и на D- триггере.</w:t>
       </w:r>
     </w:p>
     <w:p>
@@ -9776,7 +9613,6 @@
         <w:rPr>
           <w:sz w:val="28"/>
           <w:szCs w:val="28"/>
-          <w:lang w:val="en-US"/>
         </w:rPr>
       </w:pPr>
     </w:p>
@@ -10273,7 +10109,6 @@
           <w:color w:val="000000" w:themeColor="text1"/>
           <w:sz w:val="28"/>
           <w:szCs w:val="28"/>
-          <w:lang w:val="en-US"/>
         </w:rPr>
       </w:pPr>
       <w:r>

--- a/2_Course/3_Term/Computer_Architecture/lab_02/ЛР2_Заварзин_ИИ-б-25-6-о.docx
+++ b/2_Course/3_Term/Computer_Architecture/lab_02/ЛР2_Заварзин_ИИ-б-25-6-о.docx
@@ -10255,19 +10255,11 @@
         <w:spacing w:line="360" w:lineRule="auto"/>
         <w:jc w:val="center"/>
         <w:rPr>
-          <w:b/>
-          <w:sz w:val="28"/>
-          <w:szCs w:val="28"/>
-        </w:rPr>
-      </w:pPr>
-      <w:r>
-        <w:rPr>
-          <w:b/>
-          <w:sz w:val="28"/>
-          <w:szCs w:val="28"/>
-        </w:rPr>
-        <w:t>ВЫВОД</w:t>
-      </w:r>
+          <w:color w:val="000000" w:themeColor="text1"/>
+          <w:sz w:val="28"/>
+          <w:szCs w:val="28"/>
+        </w:rPr>
+      </w:pPr>
     </w:p>
     <w:p>
       <w:pPr>
@@ -10277,10 +10269,21 @@
         <w:spacing w:line="360" w:lineRule="auto"/>
         <w:jc w:val="center"/>
         <w:rPr>
-          <w:sz w:val="28"/>
-          <w:szCs w:val="28"/>
-        </w:rPr>
-      </w:pPr>
+          <w:b/>
+          <w:sz w:val="28"/>
+          <w:szCs w:val="28"/>
+          <w:lang w:val="en-US"/>
+        </w:rPr>
+      </w:pPr>
+      <w:r>
+        <w:rPr>
+          <w:b/>
+          <w:sz w:val="28"/>
+          <w:szCs w:val="28"/>
+        </w:rPr>
+        <w:lastRenderedPageBreak/>
+        <w:t>ВЫВОД</w:t>
+      </w:r>
     </w:p>
     <w:p>
       <w:pPr>

--- a/2_Course/3_Term/Computer_Architecture/lab_02/ЛР2_Заварзин_ИИ-б-25-6-о.docx
+++ b/2_Course/3_Term/Computer_Architecture/lab_02/ЛР2_Заварзин_ИИ-б-25-6-о.docx
@@ -6783,18 +6783,6 @@
         <w:autoSpaceDN w:val="0"/>
         <w:adjustRightInd w:val="0"/>
         <w:spacing w:line="360" w:lineRule="auto"/>
-        <w:rPr>
-          <w:sz w:val="28"/>
-          <w:szCs w:val="28"/>
-        </w:rPr>
-      </w:pPr>
-    </w:p>
-    <w:p>
-      <w:pPr>
-        <w:autoSpaceDE w:val="0"/>
-        <w:autoSpaceDN w:val="0"/>
-        <w:adjustRightInd w:val="0"/>
-        <w:spacing w:line="360" w:lineRule="auto"/>
         <w:ind w:firstLine="567"/>
         <w:rPr>
           <w:b/>
@@ -8835,7 +8823,6 @@
           <w:sz w:val="28"/>
           <w:szCs w:val="28"/>
         </w:rPr>
-        <w:lastRenderedPageBreak/>
         <w:t xml:space="preserve">Таблица 2.4 – Таблица истинности </w:t>
       </w:r>
       <w:r>
@@ -8911,6 +8898,7 @@
                 <w:szCs w:val="28"/>
                 <w:lang w:val="en-US"/>
               </w:rPr>
+              <w:lastRenderedPageBreak/>
               <w:t>D</w:t>
             </w:r>
           </w:p>
@@ -9812,7 +9800,6 @@
         <w:rPr>
           <w:noProof/>
         </w:rPr>
-        <w:lastRenderedPageBreak/>
         <w:drawing>
           <wp:inline distT="0" distB="0" distL="0" distR="0" wp14:anchorId="75060A24" wp14:editId="03BFF7A0">
             <wp:extent cx="1733550" cy="3225165"/>
@@ -10249,30 +10236,33 @@
     </w:p>
     <w:p>
       <w:pPr>
+        <w:spacing w:after="200" w:line="276" w:lineRule="auto"/>
+        <w:rPr>
+          <w:color w:val="000000" w:themeColor="text1"/>
+          <w:sz w:val="28"/>
+          <w:szCs w:val="28"/>
+        </w:rPr>
+      </w:pPr>
+      <w:r>
+        <w:rPr>
+          <w:color w:val="000000" w:themeColor="text1"/>
+          <w:sz w:val="28"/>
+          <w:szCs w:val="28"/>
+        </w:rPr>
+        <w:br w:type="page"/>
+      </w:r>
+    </w:p>
+    <w:p>
+      <w:pPr>
         <w:autoSpaceDE w:val="0"/>
         <w:autoSpaceDN w:val="0"/>
         <w:adjustRightInd w:val="0"/>
         <w:spacing w:line="360" w:lineRule="auto"/>
         <w:jc w:val="center"/>
         <w:rPr>
-          <w:color w:val="000000" w:themeColor="text1"/>
-          <w:sz w:val="28"/>
-          <w:szCs w:val="28"/>
-        </w:rPr>
-      </w:pPr>
-    </w:p>
-    <w:p>
-      <w:pPr>
-        <w:autoSpaceDE w:val="0"/>
-        <w:autoSpaceDN w:val="0"/>
-        <w:adjustRightInd w:val="0"/>
-        <w:spacing w:line="360" w:lineRule="auto"/>
-        <w:jc w:val="center"/>
-        <w:rPr>
           <w:b/>
           <w:sz w:val="28"/>
           <w:szCs w:val="28"/>
-          <w:lang w:val="en-US"/>
         </w:rPr>
       </w:pPr>
       <w:r>

--- a/2_Course/3_Term/Computer_Architecture/lab_02/ЛР2_Заварзин_ИИ-б-25-6-о.docx
+++ b/2_Course/3_Term/Computer_Architecture/lab_02/ЛР2_Заварзин_ИИ-б-25-6-о.docx
@@ -1033,7 +1033,61 @@
           <w:sz w:val="28"/>
           <w:szCs w:val="28"/>
         </w:rPr>
-        <w:t>Целью работы является исследование логики работы элементов И, ИЛИ, НЕ, получение навыков проектирования схем в базисе И-НЕ, ознакомления с различными видами запоминающих элементов (триггеров), дальнейшее изучение лабораторной  установки  «Logic-Trigger» (L-T),  приобретение навыков сборки, наладки и исследования комбинационных и триггерных схем</w:t>
+        <w:t xml:space="preserve">Целью работы является исследование логики работы элементов И, ИЛИ, НЕ, получение навыков проектирования схем в базисе И-НЕ, ознакомления с различными видами запоминающих элементов (триггеров), дальнейшее изучение </w:t>
+      </w:r>
+      <w:proofErr w:type="gramStart"/>
+      <w:r>
+        <w:rPr>
+          <w:bCs/>
+          <w:sz w:val="28"/>
+          <w:szCs w:val="28"/>
+        </w:rPr>
+        <w:t>лабораторной  установки</w:t>
+      </w:r>
+      <w:proofErr w:type="gramEnd"/>
+      <w:r>
+        <w:rPr>
+          <w:bCs/>
+          <w:sz w:val="28"/>
+          <w:szCs w:val="28"/>
+        </w:rPr>
+        <w:t xml:space="preserve">  «Logic-</w:t>
+      </w:r>
+      <w:proofErr w:type="spellStart"/>
+      <w:r>
+        <w:rPr>
+          <w:bCs/>
+          <w:sz w:val="28"/>
+          <w:szCs w:val="28"/>
+        </w:rPr>
+        <w:t>Trigger</w:t>
+      </w:r>
+      <w:proofErr w:type="spellEnd"/>
+      <w:r>
+        <w:rPr>
+          <w:bCs/>
+          <w:sz w:val="28"/>
+          <w:szCs w:val="28"/>
+        </w:rPr>
+        <w:t>» (L-T</w:t>
+      </w:r>
+      <w:proofErr w:type="gramStart"/>
+      <w:r>
+        <w:rPr>
+          <w:bCs/>
+          <w:sz w:val="28"/>
+          <w:szCs w:val="28"/>
+        </w:rPr>
+        <w:t>),  приобретение</w:t>
+      </w:r>
+      <w:proofErr w:type="gramEnd"/>
+      <w:r>
+        <w:rPr>
+          <w:bCs/>
+          <w:sz w:val="28"/>
+          <w:szCs w:val="28"/>
+        </w:rPr>
+        <w:t xml:space="preserve"> навыков сборки, наладки и исследования комбинационных и триггерных схем</w:t>
       </w:r>
       <w:r>
         <w:rPr>
@@ -1455,6 +1509,7 @@
         </w:rPr>
         <w:t xml:space="preserve">Перед построением ОЭ в среде </w:t>
       </w:r>
+      <w:proofErr w:type="spellStart"/>
       <w:r>
         <w:rPr>
           <w:sz w:val="28"/>
@@ -1463,6 +1518,7 @@
         </w:rPr>
         <w:t>Atanua</w:t>
       </w:r>
+      <w:proofErr w:type="spellEnd"/>
       <w:r>
         <w:rPr>
           <w:sz w:val="28"/>
@@ -5607,6 +5663,7 @@
         <w:lastRenderedPageBreak/>
         <w:t xml:space="preserve">После преобразования функции по закону Де-Моргана была смоделирована схема функции в симуляторе </w:t>
       </w:r>
+      <w:proofErr w:type="spellStart"/>
       <w:r>
         <w:rPr>
           <w:bCs/>
@@ -5616,6 +5673,7 @@
         </w:rPr>
         <w:t>Atanua</w:t>
       </w:r>
+      <w:proofErr w:type="spellEnd"/>
       <w:r>
         <w:rPr>
           <w:bCs/>
@@ -5720,6 +5778,7 @@
         </w:rPr>
         <w:t xml:space="preserve">Рисунок 2.5 – Представление функции в симуляторе </w:t>
       </w:r>
+      <w:proofErr w:type="spellStart"/>
       <w:r>
         <w:rPr>
           <w:bCs/>
@@ -5729,6 +5788,7 @@
         </w:rPr>
         <w:t>Atanua</w:t>
       </w:r>
+      <w:proofErr w:type="spellEnd"/>
     </w:p>
     <w:p>
       <w:pPr>
@@ -5765,28 +5825,50 @@
           <w:sz w:val="28"/>
           <w:szCs w:val="28"/>
         </w:rPr>
-        <w:t xml:space="preserve">2.5.Тестирование схемы ОЭ в симуляторе </w:t>
-      </w:r>
+        <w:t>2.</w:t>
+      </w:r>
+      <w:proofErr w:type="gramStart"/>
       <w:r>
         <w:rPr>
           <w:b/>
           <w:bCs/>
           <w:sz w:val="28"/>
           <w:szCs w:val="28"/>
-          <w:lang w:val="en-US"/>
-        </w:rPr>
-        <w:t>Ata</w:t>
-      </w:r>
+        </w:rPr>
+        <w:t>5.Тестирование</w:t>
+      </w:r>
+      <w:proofErr w:type="gramEnd"/>
       <w:r>
         <w:rPr>
           <w:b/>
           <w:bCs/>
           <w:sz w:val="28"/>
           <w:szCs w:val="28"/>
+        </w:rPr>
+        <w:t xml:space="preserve"> схемы ОЭ в симуляторе </w:t>
+      </w:r>
+      <w:proofErr w:type="spellStart"/>
+      <w:r>
+        <w:rPr>
+          <w:b/>
+          <w:bCs/>
+          <w:sz w:val="28"/>
+          <w:szCs w:val="28"/>
           <w:lang w:val="en-US"/>
         </w:rPr>
+        <w:t>Ata</w:t>
+      </w:r>
+      <w:r>
+        <w:rPr>
+          <w:b/>
+          <w:bCs/>
+          <w:sz w:val="28"/>
+          <w:szCs w:val="28"/>
+          <w:lang w:val="en-US"/>
+        </w:rPr>
         <w:t>nua</w:t>
       </w:r>
+      <w:proofErr w:type="spellEnd"/>
     </w:p>
     <w:p>
       <w:pPr>
@@ -5808,7 +5890,25 @@
           <w:sz w:val="28"/>
           <w:szCs w:val="28"/>
         </w:rPr>
-        <w:t>Для проверки работоспособности схемы были взяты 3 различных значений параметров из таблицы истинности функции и поданы соответствующие сигналы на вход в схему. Результаты работы представлены на рисунках 2.6 – 2.8.</w:t>
+        <w:t xml:space="preserve">Для проверки работоспособности схемы были взяты 3 различных значений параметров из таблицы истинности функции и поданы соответствующие сигналы на вход в схему. Результаты работы представлены на рисунках </w:t>
+      </w:r>
+      <w:proofErr w:type="gramStart"/>
+      <w:r>
+        <w:rPr>
+          <w:bCs/>
+          <w:sz w:val="28"/>
+          <w:szCs w:val="28"/>
+        </w:rPr>
+        <w:t>2.6 – 2.8</w:t>
+      </w:r>
+      <w:proofErr w:type="gramEnd"/>
+      <w:r>
+        <w:rPr>
+          <w:bCs/>
+          <w:sz w:val="28"/>
+          <w:szCs w:val="28"/>
+        </w:rPr>
+        <w:t>.</w:t>
       </w:r>
     </w:p>
     <w:p>
@@ -6296,6 +6396,7 @@
         </w:rPr>
         <w:t xml:space="preserve">Схема собранного в среде </w:t>
       </w:r>
+      <w:proofErr w:type="spellStart"/>
       <w:r>
         <w:rPr>
           <w:bCs/>
@@ -6305,6 +6406,7 @@
         </w:rPr>
         <w:t>Atanua</w:t>
       </w:r>
+      <w:proofErr w:type="spellEnd"/>
       <w:r>
         <w:rPr>
           <w:bCs/>
@@ -6813,12 +6915,21 @@
           <w:szCs w:val="28"/>
         </w:rPr>
       </w:pPr>
-      <w:r>
-        <w:rPr>
-          <w:sz w:val="28"/>
-          <w:szCs w:val="28"/>
-        </w:rPr>
-        <w:t>Разработать  и отладить схему Т-триггера на J-К-триггере и на D- триггере.</w:t>
+      <w:proofErr w:type="gramStart"/>
+      <w:r>
+        <w:rPr>
+          <w:sz w:val="28"/>
+          <w:szCs w:val="28"/>
+        </w:rPr>
+        <w:t>Разработать  и</w:t>
+      </w:r>
+      <w:proofErr w:type="gramEnd"/>
+      <w:r>
+        <w:rPr>
+          <w:sz w:val="28"/>
+          <w:szCs w:val="28"/>
+        </w:rPr>
+        <w:t xml:space="preserve"> отладить схему Т-триггера на J-К-триггере и на D- триггере.</w:t>
       </w:r>
     </w:p>
     <w:p>
@@ -8818,11 +8929,26 @@
           <w:szCs w:val="28"/>
         </w:rPr>
       </w:pPr>
-      <w:r>
-        <w:rPr>
-          <w:sz w:val="28"/>
-          <w:szCs w:val="28"/>
-        </w:rPr>
+    </w:p>
+    <w:p>
+      <w:pPr>
+        <w:autoSpaceDE w:val="0"/>
+        <w:autoSpaceDN w:val="0"/>
+        <w:adjustRightInd w:val="0"/>
+        <w:spacing w:line="360" w:lineRule="auto"/>
+        <w:ind w:firstLine="567"/>
+        <w:jc w:val="both"/>
+        <w:rPr>
+          <w:sz w:val="28"/>
+          <w:szCs w:val="28"/>
+        </w:rPr>
+      </w:pPr>
+      <w:r>
+        <w:rPr>
+          <w:sz w:val="28"/>
+          <w:szCs w:val="28"/>
+        </w:rPr>
+        <w:lastRenderedPageBreak/>
         <w:t xml:space="preserve">Таблица 2.4 – Таблица истинности </w:t>
       </w:r>
       <w:r>
@@ -8898,7 +9024,6 @@
                 <w:szCs w:val="28"/>
                 <w:lang w:val="en-US"/>
               </w:rPr>
-              <w:lastRenderedPageBreak/>
               <w:t>D</w:t>
             </w:r>
           </w:p>
@@ -9800,6 +9925,7 @@
         <w:rPr>
           <w:noProof/>
         </w:rPr>
+        <w:lastRenderedPageBreak/>
         <w:drawing>
           <wp:inline distT="0" distB="0" distL="0" distR="0" wp14:anchorId="75060A24" wp14:editId="03BFF7A0">
             <wp:extent cx="1733550" cy="3225165"/>
